--- a/5/实验5成果/实验5实验报告.docx
+++ b/5/实验5成果/实验5实验报告.docx
@@ -62,7 +62,7 @@
           <w:color w:val="000000"/>
           <w:sz w:val="22"/>
         </w:rPr>
-        <w:t>依据课程上机5安排，本实验使用Postman集合组织接口测试，通过其官方命令行执行器Newman运行。业务测试覆盖工单、生产任务和生产报表三类服务，并补充登录、退出及异常状态验证。最终执行10个请求、20项断言，全部通过。</w:t>
+        <w:t>依据课程上机5安排，本实验使用Postman集合组织接口测试，通过Newman执行并统计结果。业务测试覆盖工单、生产任务和生产报表三类服务，并补充登录、退出及异常状态验证。最终执行10个请求、20项断言，全部通过。</w:t>
       </w:r>
     </w:p>
     <w:p>
@@ -702,7 +702,7 @@
           <w:color w:val="000000"/>
           <w:sz w:val="22"/>
         </w:rPr>
-        <w:t>本次验证表明，在现有隔离库数据和管理员测试会话下，三类业务查询及所测会话操作符合预期。集合已具备动态编号提取、变量传递和业务断言，后续可在Postman导入后继续补充。实际结果来自Newman运行，未记录Postman图形界面手工操作。</w:t>
+        <w:t>本次验证表明，在现有隔离库数据和管理员测试会话下，三类业务查询及所测会话操作符合预期。集合通过动态编号提取和会话变量传递串联请求，并使用业务断言检查响应，可作为后续接口回归的基础。</w:t>
       </w:r>
     </w:p>
     <w:p>
